--- a/spark/spark on kubernetes debugging.docx
+++ b/spark/spark on kubernetes debugging.docx
@@ -63,10 +63,7 @@
         </w:numPr>
       </w:pPr>
       <w:r>
-        <w:t>Spark Operator is running its own Pods called ‘spark-operator-xxxx’.</w:t>
-      </w:r>
-      <w:r>
-        <w:t xml:space="preserve"> Check their status and logs.</w:t>
+        <w:t>Spark Operator is running its own Pods called ‘spark-operator-xxxx’. Check their status and logs.</w:t>
       </w:r>
     </w:p>
     <w:p>
@@ -86,10 +83,7 @@
         </w:numPr>
       </w:pPr>
       <w:r>
-        <w:t>Spark Operator is running its own Services called ‘spark-operator-xxxx’.</w:t>
-      </w:r>
-      <w:r>
-        <w:t xml:space="preserve"> Check their status and logs.</w:t>
+        <w:t>Spark Operator is running its own Services called ‘spark-operator-xxxx’. Check their status and logs.</w:t>
       </w:r>
     </w:p>
     <w:p>
@@ -130,6 +124,18 @@
       </w:pPr>
       <w:r>
         <w:t>Webhooks</w:t>
+      </w:r>
+    </w:p>
+    <w:p>
+      <w:pPr>
+        <w:pStyle w:val="ListParagraph"/>
+        <w:numPr>
+          <w:ilvl w:val="0"/>
+          <w:numId w:val="3"/>
+        </w:numPr>
+      </w:pPr>
+      <w:r>
+        <w:t>This is applicable only when we are using webhooks in spark operator. We don’t need to use it. It is problematic to use. If we want to use webhook to add additional specification not supported by the SparkApplicaiton, we can use for that podTemplateFile instead.</w:t>
       </w:r>
     </w:p>
     <w:p>
